--- a/portal-measure/pt/files/KORbuild Measure Takeoff - Manual do usuário.docx
+++ b/portal-measure/pt/files/KORbuild Measure Takeoff - Manual do usuário.docx
@@ -4458,6 +4458,205 @@
           <w:i/>
         </w:rPr>
         <w:t>Editar um assembly: fórmula, perda, arredondamento e o teste ao vivo</w:t>
+      </w:r>
+    </w:p>
+    <w:p>
+      <w:pPr>
+        <w:pStyle w:val="Heading1"/>
+      </w:pPr>
+      <w:r>
+        <w:rPr>
+          <w:b w:val="0"/>
+          <w:i w:val="0"/>
+        </w:rPr>
+        <w:t>Convites para cotar que você recebe</w:t>
+      </w:r>
+    </w:p>
+    <w:p>
+      <w:r>
+        <w:rPr>
+          <w:b/>
+          <w:i w:val="0"/>
+        </w:rPr>
+        <w:t>Para que serve:</w:t>
+      </w:r>
+      <w:r>
+        <w:rPr>
+          <w:b w:val="0"/>
+          <w:i w:val="0"/>
+        </w:rPr>
+        <w:t xml:space="preserve"> quando uma construtora (ou outra empresa) convida a sua pelo KORbuild para cotar, o convite chega no Measure Takeoff e você responde por lá.</w:t>
+      </w:r>
+    </w:p>
+    <w:p>
+      <w:pPr>
+        <w:pStyle w:val="ListNumber"/>
+        <w:numPr>
+          <w:ilvl w:val="0"/>
+          <w:numId w:val="17"/>
+        </w:numPr>
+      </w:pPr>
+      <w:r>
+        <w:rPr>
+          <w:b w:val="0"/>
+          <w:i w:val="0"/>
+        </w:rPr>
+        <w:t xml:space="preserve">Abra </w:t>
+      </w:r>
+      <w:r>
+        <w:rPr>
+          <w:b/>
+          <w:i w:val="0"/>
+        </w:rPr>
+        <w:t>Convites</w:t>
+      </w:r>
+      <w:r>
+        <w:rPr>
+          <w:b w:val="0"/>
+          <w:i w:val="0"/>
+        </w:rPr>
+        <w:t xml:space="preserve"> no menu do Measure Takeoff. O sininho também avisa quando chega um convite novo.</w:t>
+      </w:r>
+    </w:p>
+    <w:p>
+      <w:pPr>
+        <w:pStyle w:val="ListNumber"/>
+        <w:numPr>
+          <w:ilvl w:val="0"/>
+          <w:numId w:val="17"/>
+        </w:numPr>
+      </w:pPr>
+      <w:r>
+        <w:rPr>
+          <w:b w:val="0"/>
+          <w:i w:val="0"/>
+        </w:rPr>
+        <w:t xml:space="preserve">Abra o convite: o pacote (etapas, desenhos, prazo, exigências) e o histórico. Use </w:t>
+      </w:r>
+      <w:r>
+        <w:rPr>
+          <w:b/>
+          <w:i w:val="0"/>
+        </w:rPr>
+        <w:t>Perguntas e mensagens</w:t>
+      </w:r>
+      <w:r>
+        <w:rPr>
+          <w:b w:val="0"/>
+          <w:i w:val="0"/>
+        </w:rPr>
+        <w:t xml:space="preserve"> para tirar dúvidas com a contratante antes do prazo.</w:t>
+      </w:r>
+    </w:p>
+    <w:p>
+      <w:pPr>
+        <w:pStyle w:val="ListNumber"/>
+        <w:numPr>
+          <w:ilvl w:val="0"/>
+          <w:numId w:val="17"/>
+        </w:numPr>
+      </w:pPr>
+      <w:r>
+        <w:rPr>
+          <w:b w:val="0"/>
+          <w:i w:val="0"/>
+        </w:rPr>
+        <w:t xml:space="preserve">Escolha </w:t>
+      </w:r>
+      <w:r>
+        <w:rPr>
+          <w:b/>
+          <w:i w:val="0"/>
+        </w:rPr>
+        <w:t>Vou cotar</w:t>
+      </w:r>
+      <w:r>
+        <w:rPr>
+          <w:b w:val="0"/>
+          <w:i w:val="0"/>
+        </w:rPr>
+        <w:t xml:space="preserve"> ou </w:t>
+      </w:r>
+      <w:r>
+        <w:rPr>
+          <w:b/>
+          <w:i w:val="0"/>
+        </w:rPr>
+        <w:t>Recusar</w:t>
+      </w:r>
+      <w:r>
+        <w:rPr>
+          <w:b w:val="0"/>
+          <w:i w:val="0"/>
+        </w:rPr>
+        <w:t xml:space="preserve"> (com o motivo).</w:t>
+      </w:r>
+    </w:p>
+    <w:p>
+      <w:pPr>
+        <w:pStyle w:val="ListNumber"/>
+        <w:numPr>
+          <w:ilvl w:val="0"/>
+          <w:numId w:val="17"/>
+        </w:numPr>
+      </w:pPr>
+      <w:r>
+        <w:rPr>
+          <w:b/>
+          <w:i w:val="0"/>
+        </w:rPr>
+        <w:t>Vou cotar</w:t>
+      </w:r>
+      <w:r>
+        <w:rPr>
+          <w:b w:val="0"/>
+          <w:i w:val="0"/>
+        </w:rPr>
+        <w:t xml:space="preserve"> cria um projeto no Measure Takeoff com os desenhos já anexados. Meça, monte a proposta e emita.</w:t>
+      </w:r>
+    </w:p>
+    <w:p>
+      <w:pPr>
+        <w:pStyle w:val="ListNumber"/>
+        <w:numPr>
+          <w:ilvl w:val="0"/>
+          <w:numId w:val="17"/>
+        </w:numPr>
+      </w:pPr>
+      <w:r>
+        <w:rPr>
+          <w:b w:val="0"/>
+          <w:i w:val="0"/>
+        </w:rPr>
+        <w:t xml:space="preserve">Em </w:t>
+      </w:r>
+      <w:r>
+        <w:rPr>
+          <w:b/>
+          <w:i w:val="0"/>
+        </w:rPr>
+        <w:t>Propostas emitidas</w:t>
+      </w:r>
+      <w:r>
+        <w:rPr>
+          <w:b w:val="0"/>
+          <w:i w:val="0"/>
+        </w:rPr>
+        <w:t xml:space="preserve">, clique em </w:t>
+      </w:r>
+      <w:r>
+        <w:rPr>
+          <w:b/>
+          <w:i w:val="0"/>
+        </w:rPr>
+        <w:t>Enviar pela plataforma</w:t>
+      </w:r>
+      <w:r>
+        <w:rPr>
+          <w:b w:val="0"/>
+          <w:i w:val="0"/>
+        </w:rPr>
+        <w:t>: informe a duração e as exclusões e envie. Para mudar algo, emita de novo e envie; vira a revisão seguinte, até o prazo.</w:t>
       </w:r>
     </w:p>
     <w:p>
@@ -5177,6 +5376,12 @@
       <w:startOverride w:val="1"/>
     </w:lvlOverride>
   </w:num>
+  <w:num w:numId="17">
+    <w:abstractNumId w:val="7"/>
+    <w:lvlOverride w:ilvl="0">
+      <w:startOverride w:val="1"/>
+    </w:lvlOverride>
+  </w:num>
 </w:numbering>
 </file>
 
